--- a/_9/分章/16 第十六章：四十分钟.docx
+++ b/_9/分章/16 第十六章：四十分钟.docx
@@ -1812,7 +1812,7 @@
           <w:b w:val="0"/>
           <w:sz w:val="24"/>
         </w:rPr>
-        <w:t>指腹先碰到那枚冰冷的、带着干涸血迹的红十字小别针，接着摸到了那把旧扳手。</w:t>
+        <w:t>指腹碰到了那把旧扳手。</w:t>
       </w:r>
     </w:p>
     <w:p>
@@ -1873,36 +1873,6 @@
           <w:sz w:val="24"/>
         </w:rPr>
         <w:t>门外，冰冷的月面荒原之上，星群依旧沉默地闪烁。</w:t>
-      </w:r>
-    </w:p>
-    <w:p>
-      <w:pPr>
-        <w:spacing w:line="360" w:lineRule="auto"/>
-        <w:ind w:firstLine="480"/>
-        <w:jc w:val="both"/>
-      </w:pPr>
-      <w:r>
-        <w:rPr>
-          <w:rFonts w:ascii="Times New Roman" w:hAnsi="Times New Roman" w:eastAsia="宋体"/>
-          <w:b w:val="0"/>
-          <w:sz w:val="24"/>
-        </w:rPr>
-        <w:t>宏大的时代正从他们头顶隆隆碾过。但在这个被钢铁与数字遗忘的角落，一个搬运工刚吃完一锅土豆炖肉，一个精算师在黑暗中点燃了雪茄，一个整备兵的口袋里还揣着一把刻着死人名字的生锈扳手。</w:t>
-      </w:r>
-    </w:p>
-    <w:p>
-      <w:pPr>
-        <w:spacing w:line="360" w:lineRule="auto"/>
-        <w:ind w:firstLine="480"/>
-        <w:jc w:val="both"/>
-      </w:pPr>
-      <w:r>
-        <w:rPr>
-          <w:rFonts w:ascii="Times New Roman" w:hAnsi="Times New Roman" w:eastAsia="宋体"/>
-          <w:b w:val="0"/>
-          <w:sz w:val="24"/>
-        </w:rPr>
-        <w:t>他们活了下来，像旷野里的杂草，像机库铁缝里的铁锈，在这冰冷窒息的宇宙世纪里，沉默而顽固地继续活着。</w:t>
       </w:r>
     </w:p>
     <w:sectPr>
